--- a/resources/forms/Martens5E_HKPropel_Form 2.2.docx
+++ b/resources/forms/Martens5E_HKPropel_Form 2.2.docx
@@ -12,13 +12,8 @@
           <w:caps/>
         </w:rPr>
       </w:pPr>
-      <w:proofErr w:type="gramStart"/>
       <w:r>
-        <w:t>Form</w:t>
-      </w:r>
-      <w:proofErr w:type="gramEnd"/>
-      <w:r>
-        <w:t xml:space="preserve"> 2.2</w:t>
+        <w:t>Form 2.2</w:t>
       </w:r>
     </w:p>
     <w:p>
@@ -76,23 +71,7 @@
           <w:rFonts w:ascii="ArnoPro-Caption" w:hAnsi="ArnoPro-Caption" w:cs="Times New Roman"/>
           <w:sz w:val="24"/>
         </w:rPr>
-        <w:t xml:space="preserve">Read </w:t>
-      </w:r>
-      <w:proofErr w:type="gramStart"/>
-      <w:r>
-        <w:rPr>
-          <w:rFonts w:ascii="ArnoPro-Caption" w:hAnsi="ArnoPro-Caption" w:cs="Times New Roman"/>
-          <w:sz w:val="24"/>
-        </w:rPr>
-        <w:t>all of</w:t>
-      </w:r>
-      <w:proofErr w:type="gramEnd"/>
-      <w:r>
-        <w:rPr>
-          <w:rFonts w:ascii="ArnoPro-Caption" w:hAnsi="ArnoPro-Caption" w:cs="Times New Roman"/>
-          <w:sz w:val="24"/>
-        </w:rPr>
-        <w:t xml:space="preserve"> the reasons first before evaluating how important these reasons are to you.</w:t>
+        <w:t>Read all of the reasons first before evaluating how important these reasons are to you.</w:t>
       </w:r>
     </w:p>
     <w:p>
@@ -2476,7 +2455,16 @@
         <w:sz w:val="20"/>
         <w:szCs w:val="20"/>
       </w:rPr>
-      <w:t xml:space="preserve">. (Human Kinetics, 2027). Reprinted by permission from R. Martens, </w:t>
+      <w:t xml:space="preserve"> </w:t>
+    </w:r>
+    <w:r>
+      <w:rPr>
+        <w:rFonts w:ascii="ArnoPro-Caption" w:eastAsia="Times New Roman" w:hAnsi="ArnoPro-Caption"/>
+        <w:color w:val="000000"/>
+        <w:sz w:val="20"/>
+        <w:szCs w:val="20"/>
+      </w:rPr>
+      <w:t xml:space="preserve">(Human Kinetics, 2027). Reprinted by permission from R. Martens, </w:t>
     </w:r>
     <w:r>
       <w:rPr>
